--- a/6da5de63-95fe-4730-9fc1-16683ad9b29c Технические требования ПС Нижний Куранах.docx
+++ b/6da5de63-95fe-4730-9fc1-16683ad9b29c Технические требования ПС Нижний Куранах.docx
@@ -88,7 +88,23 @@
                 <w:bCs/>
                 <w:u w:val="single"/>
               </w:rPr>
-              <w:t xml:space="preserve">Склад АЗ, ПС 220 кВ </w:t>
+              <w:t xml:space="preserve">Склад АЗ, ПС </w:t>
+            </w:r>
+            <w:r>
+              <w:rPr>
+                <w:b/>
+                <w:bCs/>
+                <w:u w:val="single"/>
+              </w:rPr>
+              <w:t>11</w:t>
+            </w:r>
+            <w:r>
+              <w:rPr>
+                <w:b/>
+                <w:bCs/>
+                <w:u w:val="single"/>
+              </w:rPr>
+              <w:t xml:space="preserve">0 кВ </w:t>
             </w:r>
             <w:r>
               <w:rPr>
@@ -141,7 +157,23 @@
                 <w:bCs/>
                 <w:u w:val="single"/>
               </w:rPr>
-              <w:t>1 (одна) единица</w:t>
+              <w:t>1</w:t>
+            </w:r>
+            <w:r>
+              <w:rPr>
+                <w:b/>
+                <w:bCs/>
+                <w:u w:val="single"/>
+              </w:rPr>
+              <w:t>10</w:t>
+            </w:r>
+            <w:r>
+              <w:rPr>
+                <w:b/>
+                <w:bCs/>
+                <w:u w:val="single"/>
+              </w:rPr>
+              <w:t xml:space="preserve"> (одна) единица</w:t>
             </w:r>
           </w:p>
         </w:tc>
@@ -1091,7 +1123,7 @@
                 <w:sz w:val="20"/>
                 <w:szCs w:val="20"/>
               </w:rPr>
-              <w:t>220</w:t>
+              <w:t>110</w:t>
             </w:r>
             <w:bookmarkStart w:id="2" w:name="_GoBack"/>
             <w:bookmarkEnd w:id="2"/>
@@ -23740,7 +23772,7 @@
 </file>
 
 <file path=customXml/itemProps1.xml><?xml version="1.0" encoding="utf-8"?>
-<ds:datastoreItem xmlns:ds="http://schemas.openxmlformats.org/officeDocument/2006/customXml" ds:itemID="{EEEA39BD-2B5A-49F7-8915-984B44D52551}">
+<ds:datastoreItem xmlns:ds="http://schemas.openxmlformats.org/officeDocument/2006/customXml" ds:itemID="{4116D28A-6737-45ED-A337-6FD47D499BC3}">
   <ds:schemaRefs>
     <ds:schemaRef ds:uri="http://schemas.openxmlformats.org/officeDocument/2006/bibliography"/>
   </ds:schemaRefs>
